--- a/Numpy.docx
+++ b/Numpy.docx
@@ -10390,6 +10390,312 @@
         </w:rPr>
         <w:br w:type="page"/>
       </w:r>
+    </w:p>
+    <w:p>
+      <w:pPr>
+        <w:rPr>
+          <w:b/>
+          <w:bCs/>
+          <w:lang w:val="en-US"/>
+        </w:rPr>
+      </w:pPr>
+    </w:p>
+    <w:p>
+      <w:pPr>
+        <w:rPr>
+          <w:b/>
+          <w:bCs/>
+          <w:lang w:val="en-US"/>
+        </w:rPr>
+      </w:pPr>
+    </w:p>
+    <w:p>
+      <w:pPr>
+        <w:rPr>
+          <w:b/>
+          <w:bCs/>
+          <w:lang w:val="en-US"/>
+        </w:rPr>
+      </w:pPr>
+    </w:p>
+    <w:p>
+      <w:pPr>
+        <w:rPr>
+          <w:b/>
+          <w:bCs/>
+          <w:lang w:val="en-US"/>
+        </w:rPr>
+      </w:pPr>
+    </w:p>
+    <w:p>
+      <w:pPr>
+        <w:rPr>
+          <w:b/>
+          <w:bCs/>
+          <w:lang w:val="en-US"/>
+        </w:rPr>
+      </w:pPr>
+    </w:p>
+    <w:p>
+      <w:pPr>
+        <w:rPr>
+          <w:b/>
+          <w:bCs/>
+          <w:lang w:val="en-US"/>
+        </w:rPr>
+      </w:pPr>
+    </w:p>
+    <w:p>
+      <w:pPr>
+        <w:rPr>
+          <w:b/>
+          <w:bCs/>
+          <w:lang w:val="en-US"/>
+        </w:rPr>
+      </w:pPr>
+    </w:p>
+    <w:p>
+      <w:pPr>
+        <w:rPr>
+          <w:b/>
+          <w:bCs/>
+          <w:lang w:val="en-US"/>
+        </w:rPr>
+      </w:pPr>
+    </w:p>
+    <w:p>
+      <w:pPr>
+        <w:rPr>
+          <w:b/>
+          <w:bCs/>
+          <w:lang w:val="en-US"/>
+        </w:rPr>
+      </w:pPr>
+    </w:p>
+    <w:p>
+      <w:pPr>
+        <w:rPr>
+          <w:b/>
+          <w:bCs/>
+          <w:lang w:val="en-US"/>
+        </w:rPr>
+      </w:pPr>
+    </w:p>
+    <w:p>
+      <w:pPr>
+        <w:rPr>
+          <w:b/>
+          <w:bCs/>
+          <w:lang w:val="en-US"/>
+        </w:rPr>
+      </w:pPr>
+    </w:p>
+    <w:p>
+      <w:pPr>
+        <w:rPr>
+          <w:b/>
+          <w:bCs/>
+          <w:lang w:val="en-US"/>
+        </w:rPr>
+      </w:pPr>
+    </w:p>
+    <w:p>
+      <w:pPr>
+        <w:rPr>
+          <w:b/>
+          <w:bCs/>
+          <w:lang w:val="en-US"/>
+        </w:rPr>
+      </w:pPr>
+    </w:p>
+    <w:p>
+      <w:pPr>
+        <w:rPr>
+          <w:b/>
+          <w:bCs/>
+          <w:lang w:val="en-US"/>
+        </w:rPr>
+      </w:pPr>
+    </w:p>
+    <w:p>
+      <w:pPr>
+        <w:rPr>
+          <w:b/>
+          <w:bCs/>
+          <w:lang w:val="en-US"/>
+        </w:rPr>
+      </w:pPr>
+    </w:p>
+    <w:p>
+      <w:pPr>
+        <w:rPr>
+          <w:b/>
+          <w:bCs/>
+          <w:lang w:val="en-US"/>
+        </w:rPr>
+      </w:pPr>
+    </w:p>
+    <w:p>
+      <w:pPr>
+        <w:rPr>
+          <w:b/>
+          <w:bCs/>
+          <w:lang w:val="en-US"/>
+        </w:rPr>
+      </w:pPr>
+    </w:p>
+    <w:p>
+      <w:pPr>
+        <w:rPr>
+          <w:b/>
+          <w:bCs/>
+          <w:lang w:val="en-US"/>
+        </w:rPr>
+      </w:pPr>
+    </w:p>
+    <w:p>
+      <w:pPr>
+        <w:rPr>
+          <w:b/>
+          <w:bCs/>
+          <w:lang w:val="en-US"/>
+        </w:rPr>
+      </w:pPr>
+    </w:p>
+    <w:p>
+      <w:pPr>
+        <w:rPr>
+          <w:b/>
+          <w:bCs/>
+          <w:lang w:val="en-US"/>
+        </w:rPr>
+      </w:pPr>
+    </w:p>
+    <w:p>
+      <w:pPr>
+        <w:rPr>
+          <w:b/>
+          <w:bCs/>
+          <w:lang w:val="en-US"/>
+        </w:rPr>
+      </w:pPr>
+    </w:p>
+    <w:p>
+      <w:pPr>
+        <w:rPr>
+          <w:b/>
+          <w:bCs/>
+          <w:lang w:val="en-US"/>
+        </w:rPr>
+      </w:pPr>
+    </w:p>
+    <w:p>
+      <w:pPr>
+        <w:rPr>
+          <w:b/>
+          <w:bCs/>
+          <w:lang w:val="en-US"/>
+        </w:rPr>
+      </w:pPr>
+    </w:p>
+    <w:p>
+      <w:pPr>
+        <w:rPr>
+          <w:b/>
+          <w:bCs/>
+          <w:lang w:val="en-US"/>
+        </w:rPr>
+      </w:pPr>
+    </w:p>
+    <w:p>
+      <w:pPr>
+        <w:rPr>
+          <w:b/>
+          <w:bCs/>
+          <w:lang w:val="en-US"/>
+        </w:rPr>
+      </w:pPr>
+    </w:p>
+    <w:p>
+      <w:pPr>
+        <w:rPr>
+          <w:b/>
+          <w:bCs/>
+          <w:lang w:val="en-US"/>
+        </w:rPr>
+      </w:pPr>
+    </w:p>
+    <w:p>
+      <w:pPr>
+        <w:rPr>
+          <w:b/>
+          <w:bCs/>
+          <w:lang w:val="en-US"/>
+        </w:rPr>
+      </w:pPr>
+    </w:p>
+    <w:p>
+      <w:pPr>
+        <w:rPr>
+          <w:b/>
+          <w:bCs/>
+          <w:lang w:val="en-US"/>
+        </w:rPr>
+      </w:pPr>
+    </w:p>
+    <w:p>
+      <w:pPr>
+        <w:rPr>
+          <w:b/>
+          <w:bCs/>
+          <w:lang w:val="en-US"/>
+        </w:rPr>
+      </w:pPr>
+    </w:p>
+    <w:p>
+      <w:pPr>
+        <w:rPr>
+          <w:b/>
+          <w:bCs/>
+          <w:lang w:val="en-US"/>
+        </w:rPr>
+      </w:pPr>
+    </w:p>
+    <w:p>
+      <w:pPr>
+        <w:rPr>
+          <w:b/>
+          <w:bCs/>
+          <w:lang w:val="en-US"/>
+        </w:rPr>
+      </w:pPr>
+    </w:p>
+    <w:p>
+      <w:pPr>
+        <w:rPr>
+          <w:b/>
+          <w:bCs/>
+          <w:lang w:val="en-US"/>
+        </w:rPr>
+      </w:pPr>
+    </w:p>
+    <w:p>
+      <w:pPr>
+        <w:rPr>
+          <w:b/>
+          <w:bCs/>
+          <w:lang w:val="en-US"/>
+        </w:rPr>
+      </w:pPr>
+    </w:p>
+    <w:p>
+      <w:pPr>
+        <w:rPr>
+          <w:b/>
+          <w:bCs/>
+          <w:lang w:val="en-US"/>
+        </w:rPr>
+      </w:pPr>
     </w:p>
     <w:p>
       <w:pPr>
@@ -19256,15 +19562,7 @@
                 <w:sz w:val="18"/>
                 <w:szCs w:val="18"/>
               </w:rPr>
-              <w:t>#</w:t>
-            </w:r>
-            <w:r>
-              <w:rPr>
-                <w:color w:val="767171" w:themeColor="background2" w:themeShade="80"/>
-                <w:sz w:val="18"/>
-                <w:szCs w:val="18"/>
-              </w:rPr>
-              <w:t>-0.972649003393483</w:t>
+              <w:t>#-0.972649003393483</w:t>
             </w:r>
           </w:p>
           <w:p>
@@ -19386,15 +19684,7 @@
                 <w:sz w:val="18"/>
                 <w:szCs w:val="18"/>
               </w:rPr>
-              <w:t xml:space="preserve"># </w:t>
-            </w:r>
-            <w:r>
-              <w:rPr>
-                <w:color w:val="767171" w:themeColor="background2" w:themeShade="80"/>
-                <w:sz w:val="18"/>
-                <w:szCs w:val="18"/>
-              </w:rPr>
-              <w:t>[ 1.15952571 -0.08602516 -1.52141403 -1.</w:t>
+              <w:t># [ 1.15952571 -0.08602516 -1.52141403 -1.</w:t>
             </w:r>
             <w:proofErr w:type="gramStart"/>
             <w:r>
@@ -19443,15 +19733,7 @@
                 <w:sz w:val="18"/>
                 <w:szCs w:val="18"/>
               </w:rPr>
-              <w:t xml:space="preserve"># </w:t>
-            </w:r>
-            <w:r>
-              <w:rPr>
-                <w:color w:val="767171" w:themeColor="background2" w:themeShade="80"/>
-                <w:sz w:val="18"/>
-                <w:szCs w:val="18"/>
-              </w:rPr>
-              <w:t xml:space="preserve">generates a 2×3 matrix with mean = 10 and </w:t>
+              <w:t xml:space="preserve"># generates a 2×3 matrix with mean = 10 and </w:t>
             </w:r>
             <w:proofErr w:type="spellStart"/>
             <w:r>
@@ -19584,15 +19866,7 @@
                 <w:sz w:val="18"/>
                 <w:szCs w:val="18"/>
               </w:rPr>
-              <w:t xml:space="preserve"># </w:t>
-            </w:r>
-            <w:r>
-              <w:rPr>
-                <w:color w:val="767171" w:themeColor="background2" w:themeShade="80"/>
-                <w:sz w:val="18"/>
-                <w:szCs w:val="18"/>
-              </w:rPr>
-              <w:t xml:space="preserve">[[ </w:t>
+              <w:t xml:space="preserve"># [[ </w:t>
             </w:r>
             <w:proofErr w:type="gramStart"/>
             <w:r>
@@ -21934,6 +22208,7 @@
   <w:style w:type="character" w:default="1" w:styleId="DefaultParagraphFont">
     <w:name w:val="Default Paragraph Font"/>
     <w:uiPriority w:val="1"/>
+    <w:semiHidden/>
     <w:unhideWhenUsed/>
   </w:style>
   <w:style w:type="table" w:default="1" w:styleId="TableNormal">

--- a/Numpy.docx
+++ b/Numpy.docx
@@ -4833,7 +4833,17 @@
                                 <w:sz w:val="18"/>
                                 <w:szCs w:val="18"/>
                               </w:rPr>
-                              <w:t>np.argmax</w:t>
+                              <w:t>np.</w:t>
+                            </w:r>
+                            <w:r>
+                              <w:rPr>
+                                <w:b/>
+                                <w:bCs/>
+                                <w:color w:val="595959" w:themeColor="text1" w:themeTint="A6"/>
+                                <w:sz w:val="18"/>
+                                <w:szCs w:val="18"/>
+                              </w:rPr>
+                              <w:t>argmax</w:t>
                             </w:r>
                             <w:proofErr w:type="spellEnd"/>
                             <w:proofErr w:type="gramEnd"/>
@@ -5039,7 +5049,17 @@
                           <w:sz w:val="18"/>
                           <w:szCs w:val="18"/>
                         </w:rPr>
-                        <w:t>np.argmax</w:t>
+                        <w:t>np.</w:t>
+                      </w:r>
+                      <w:r>
+                        <w:rPr>
+                          <w:b/>
+                          <w:bCs/>
+                          <w:color w:val="595959" w:themeColor="text1" w:themeTint="A6"/>
+                          <w:sz w:val="18"/>
+                          <w:szCs w:val="18"/>
+                        </w:rPr>
+                        <w:t>argmax</w:t>
                       </w:r>
                       <w:proofErr w:type="spellEnd"/>
                       <w:proofErr w:type="gramEnd"/>
@@ -5259,7 +5279,17 @@
                                 <w:sz w:val="18"/>
                                 <w:szCs w:val="18"/>
                               </w:rPr>
-                              <w:t>np.argsort</w:t>
+                              <w:t>np.</w:t>
+                            </w:r>
+                            <w:r>
+                              <w:rPr>
+                                <w:b/>
+                                <w:bCs/>
+                                <w:color w:val="595959" w:themeColor="text1" w:themeTint="A6"/>
+                                <w:sz w:val="18"/>
+                                <w:szCs w:val="18"/>
+                              </w:rPr>
+                              <w:t>argsort</w:t>
                             </w:r>
                             <w:proofErr w:type="spellEnd"/>
                             <w:proofErr w:type="gramEnd"/>
@@ -5533,7 +5563,17 @@
                           <w:sz w:val="18"/>
                           <w:szCs w:val="18"/>
                         </w:rPr>
-                        <w:t>np.argsort</w:t>
+                        <w:t>np.</w:t>
+                      </w:r>
+                      <w:r>
+                        <w:rPr>
+                          <w:b/>
+                          <w:bCs/>
+                          <w:color w:val="595959" w:themeColor="text1" w:themeTint="A6"/>
+                          <w:sz w:val="18"/>
+                          <w:szCs w:val="18"/>
+                        </w:rPr>
+                        <w:t>argsort</w:t>
                       </w:r>
                       <w:proofErr w:type="spellEnd"/>
                       <w:proofErr w:type="gramEnd"/>
@@ -6533,7 +6573,16 @@
                                 <w:sz w:val="18"/>
                                 <w:szCs w:val="18"/>
                               </w:rPr>
-                              <w:t>np.argwhere</w:t>
+                              <w:t>np.</w:t>
+                            </w:r>
+                            <w:r>
+                              <w:rPr>
+                                <w:b/>
+                                <w:bCs/>
+                                <w:sz w:val="18"/>
+                                <w:szCs w:val="18"/>
+                              </w:rPr>
+                              <w:t>argwhere</w:t>
                             </w:r>
                             <w:proofErr w:type="spellEnd"/>
                             <w:proofErr w:type="gramEnd"/>
@@ -6701,7 +6750,16 @@
                           <w:sz w:val="18"/>
                           <w:szCs w:val="18"/>
                         </w:rPr>
-                        <w:t>np.argwhere</w:t>
+                        <w:t>np.</w:t>
+                      </w:r>
+                      <w:r>
+                        <w:rPr>
+                          <w:b/>
+                          <w:bCs/>
+                          <w:sz w:val="18"/>
+                          <w:szCs w:val="18"/>
+                        </w:rPr>
+                        <w:t>argwhere</w:t>
                       </w:r>
                       <w:proofErr w:type="spellEnd"/>
                       <w:proofErr w:type="gramEnd"/>
@@ -6855,7 +6913,16 @@
                                 <w:sz w:val="18"/>
                                 <w:szCs w:val="18"/>
                               </w:rPr>
-                              <w:t>np.arange</w:t>
+                              <w:t>np.</w:t>
+                            </w:r>
+                            <w:r>
+                              <w:rPr>
+                                <w:b/>
+                                <w:bCs/>
+                                <w:sz w:val="18"/>
+                                <w:szCs w:val="18"/>
+                              </w:rPr>
+                              <w:t>arange</w:t>
                             </w:r>
                             <w:proofErr w:type="spellEnd"/>
                             <w:proofErr w:type="gramEnd"/>
@@ -7071,7 +7138,16 @@
                           <w:sz w:val="18"/>
                           <w:szCs w:val="18"/>
                         </w:rPr>
-                        <w:t>np.arange</w:t>
+                        <w:t>np.</w:t>
+                      </w:r>
+                      <w:r>
+                        <w:rPr>
+                          <w:b/>
+                          <w:bCs/>
+                          <w:sz w:val="18"/>
+                          <w:szCs w:val="18"/>
+                        </w:rPr>
+                        <w:t>arange</w:t>
                       </w:r>
                       <w:proofErr w:type="spellEnd"/>
                       <w:proofErr w:type="gramEnd"/>
